--- a/evaluation/redacted_presidio_part_1.docx
+++ b/evaluation/redacted_presidio_part_1.docx
@@ -163,15 +163,15 @@
         <w:pStyle w:val="Body"/>
       </w:pPr>
       <w:r>
-        <w:t>Our Company was originally incorporated as “Bhandary Metal Extrusion Private Limited” under the provisions of the Companies Act, December 22, 2000, pursuant to a certificate of incorporation dated May 14, 1966, issued by the Registrar of Companies, 643 Edwin Junction Apt. 856</w:t>
+        <w:t>Our Company was originally incorporated as “Bhandary Metal Extrusion Private Limited” under the provisions of the Companies Act, December 23, 2000, pursuant to a certificate of incorporation dated May 15, 1966, issued by the Registrar of Companies, 643 Edwin Junction Apt. 856</w:t>
         <w:br/>
         <w:t>North Bethany, MS 43945 at Unit 4265 Box 2541</w:t>
         <w:br/>
-        <w:t>DPO AA 79394. Subsequently, the name of our Company was changed from “Bhandary Metal Extrusion Private Limited” to “KSH International Private Limited” pursuant to a resolution dated March 21, 1995 passed by our Board and a resolution dated June 06, 2003 passed by our shareholders, post which a fresh certificate of incorporation dated August 18, 1947 was issued by Registrar of Companies 643 Edwin Junction Apt. 856</w:t>
+        <w:t>DPO AA 79394. Subsequently, the name of our Company was changed from “Bhandary Metal Extrusion Private Limited” to “KSH International Private Limited” pursuant to a resolution dated March 22, 1995 passed by our Board and a resolution dated June 07, 2003 passed by our shareholders, post which a fresh certificate of incorporation dated August 19, 1947 was issued by Registrar of Companies 643 Edwin Junction Apt. 856</w:t>
         <w:br/>
         <w:t>North Bethany, MS 43945 at 196 Stewart Lakes</w:t>
         <w:br/>
-        <w:t>Grahamville, NM 97032 pursuant to change of name under the Companies Act, December 22, 2000. Further, pursuant to a special resolution passed by our Shareholders on January 13, 2011 which was confirmed by an order of the regional director dated August 16, 2011, the registered office of our Company was shifted from the jurisdiction of Registrar of Companies, 643 Edwin Junction Apt. 856</w:t>
+        <w:t>Grahamville, NM 97032 pursuant to change of name under the Companies Act, December 23, 2000. Further, pursuant to a special resolution passed by our Shareholders on January 13, 2011 which was confirmed by an order of the regional director dated August 16, 2011, the registered office of our Company was shifted from the jurisdiction of Registrar of Companies, 643 Edwin Junction Apt. 856</w:t>
         <w:br/>
         <w:t>North Bethany, MS 43945 at 196 Stewart Lakes</w:t>
         <w:br/>
@@ -195,7 +195,7 @@
         <w:pStyle w:val="Body"/>
       </w:pPr>
       <w:r>
-        <w:t>Registered Office: 11/3, 10/15/2005 and 11/5, 337 Rhodes Union</w:t>
+        <w:t>Registered Office: 11/3, 10/16/2005 and 11/5, 337 Rhodes Union</w:t>
         <w:br/>
         <w:t>Jonesport, KS 02988, Colin Landry, USNS Mullins</w:t>
         <w:br/>
@@ -233,7 +233,7 @@
         <w:pStyle w:val="Body"/>
       </w:pPr>
       <w:r>
-        <w:t>E-mail: erinwilson@example.net; Website: https://example-263.com</w:t>
+        <w:t>E-mail: erinwilson@example.net; Website: https://example-176.com</w:t>
       </w:r>
     </w:p>
     <w:p>
@@ -398,7 +398,7 @@
         <w:pStyle w:val="Body"/>
       </w:pPr>
       <w:r>
-        <w:t>Unless the context otherwise indicates, all references to “we”, “us”, “our”, “the Company”, and “our Company”, are references to KSH International Limited, a company incorporated on May 14, 1966 under the Companies Act, December 22, 2000 and having its Registered Office at 11/3, 10/15/2005 and 11/5, 337 Rhodes Union</w:t>
+        <w:t>Unless the context otherwise indicates, all references to “we”, “us”, “our”, “the Company”, and “our Company”, are references to KSH International Limited, a company incorporated on May 15, 1966 under the Companies Act, December 23, 2000 and having its Registered Office at 11/3, 10/16/2005 and 11/5, 337 Rhodes Union</w:t>
         <w:br/>
         <w:t>Jonesport, KS 02988, Colin Landry, USNS Mullins</w:t>
         <w:br/>
@@ -862,7 +862,7 @@
       <w:r>
         <w:t>Unless stated otherwise, industry and market data used in this Red Herring Prospectus has been obtained or derived from the report titled “Industry Research Report on Magnet Winding Wires Market in 109 Morales Loop</w:t>
         <w:br/>
-        <w:t>Wilsonmouth, KS 84815” dated November 26, 2025 (“CARE Report”), prepared by CARE Analytics and Advisory Private Limited (“CareEdge Research”), which has been prepared exclusively for the purpose of understanding the industry in connection with the Offer and commissioned and paid for by our Company, pursuant to the engagement letter dated May 16, 1949. The CARE Report is available on the website of our Company at the following weblink: https://example-785.com Further, CareEdge Research, pursuant to their consent letter dated November 26, 2025 (“Letter”) has accorded their no objection and consent to use the CARE Report. CareEdge Research, pursuant to their Letter, has also confirmed that it is an independent agency and has no conflict of interest issuing the CARE Report, and confirmed that it is not related, either directly or indirectly, to our Company, our Directors, our Promoters (including the Promoter Selling Shareholders), our Key Managerial Personnel, our Senior Management, our Group Companies or the Book Running Lead Managers.</w:t>
+        <w:t>Wilsonmouth, KS 84815” dated November 26, 2025 (“CARE Report”), prepared by CARE Analytics and Advisory Private Limited (“CareEdge Research”), which has been prepared exclusively for the purpose of understanding the industry in connection with the Offer and commissioned and paid for by our Company, pursuant to the engagement letter dated May 17, 1949. The CARE Report is available on the website of our Company at the following weblink: https://example-350.com Further, CareEdge Research, pursuant to their consent letter dated November 26, 2025 (“Letter”) has accorded their no objection and consent to use the CARE Report. CareEdge Research, pursuant to their Letter, has also confirmed that it is an independent agency and has no conflict of interest issuing the CARE Report, and confirmed that it is not related, either directly or indirectly, to our Company, our Directors, our Promoters (including the Promoter Selling Shareholders), our Key Managerial Personnel, our Senior Management, our Group Companies or the Book Running Lead Managers.</w:t>
       </w:r>
     </w:p>
     <w:p>
@@ -1197,7 +1197,7 @@
         <w:pStyle w:val="Body"/>
       </w:pPr>
       <w:r>
-        <w:t>This section is a general summary of certain disclosures included in this Red Herring Prospectus and is not exhaustive, nor does it purport to contain a summary of all the disclosures in this Red Herring Prospectus or all details relevant to prospective investors. This summary should be read in conjunction with, and is qualified in its entirety by, the more detailed information appearing elsewhere in this Red Herring Prospectus, including the sections “Risk Factors”, “Our Business”, “Industry Overview”, “Capital Structure”, “The Offer”, “Restated Financial Statements”, “Objects of the Offer”, “Management’s Discussion and Analysis of Financial Position and Results of Operations” and “Outstanding Litigation and Material Developments” on pages 28, 211, 137, April 24, 1963, July 22, 1989, 280, 106, 356, 388, respectively of this Red Herring Prospectus.</w:t>
+        <w:t>This section is a general summary of certain disclosures included in this Red Herring Prospectus and is not exhaustive, nor does it purport to contain a summary of all the disclosures in this Red Herring Prospectus or all details relevant to prospective investors. This summary should be read in conjunction with, and is qualified in its entirety by, the more detailed information appearing elsewhere in this Red Herring Prospectus, including the sections “Risk Factors”, “Our Business”, “Industry Overview”, “Capital Structure”, “The Offer”, “Restated Financial Statements”, “Objects of the Offer”, “Management’s Discussion and Analysis of Financial Position and Results of Operations” and “Outstanding Litigation and Material Developments” on pages 28, 211, 137, April 25, 1963, July 23, 1989, 280, 106, 356, 388, respectively of this Red Herring Prospectus.</w:t>
       </w:r>
     </w:p>
     <w:p>
